--- a/reports/BaoCao_DoAn_DataAnalyst_Final.docx
+++ b/reports/BaoCao_DoAn_DataAnalyst_Final.docx
@@ -464,7 +464,7 @@
     </w:p>
     <w:p>
       <w:r>
-        <w:t>Bước 2: Xử lý Khuyết thiếu. Tổng số NaN trước xử lý là 10,294. Các giá trị năm xây dựng (Year Built) bị thiếu được điền (Impute) bằng giá trị Trung vị (Median) của chính khu vực (Neighborhood) đó, nhằm đảm bảo đặc trưng lịch sử của khu vực được giữ nguyên.</w:t>
+        <w:t>Bước 2: Xử lý Khuyết thiếu. Tổng số NaN trước xử lý là 10,294. Các giá trị năm xây dựng (Year Built) bị thiếu được điền (Impute) bằng giá trị Trung bình (Median) của chính khu vực (Neighborhood) đó, nhằm đảm bảo đặc trưng lịch sử của khu vực được giữ nguyên.</w:t>
       </w:r>
     </w:p>
     <w:p>
